--- a/Dailys/Daily 1_9_2025.docx
+++ b/Dailys/Daily 1_9_2025.docx
@@ -6,6 +6,7 @@
       <w:pPr>
         <w:rPr>
           <w:b w:val="1"/>
+          <w:bCs w:val="1"/>
           <w:sz w:val="38"/>
           <w:szCs w:val="38"/>
         </w:rPr>
@@ -13,6 +14,7 @@
       <w:r>
         <w:rPr>
           <w:b w:val="1"/>
+          <w:bCs w:val="1"/>
           <w:sz w:val="38"/>
           <w:szCs w:val="38"/>
           <w:rtl w:val="0"/>
@@ -91,6 +93,7 @@
     </w:pPr>
     <w:rPr>
       <w:b w:val="0"/>
+      <w:bCs w:val="0"/>
       <w:sz w:val="32"/>
       <w:szCs w:val="32"/>
     </w:rPr>
@@ -107,6 +110,7 @@
     </w:pPr>
     <w:rPr>
       <w:b w:val="0"/>
+      <w:bCs w:val="0"/>
       <w:color w:val="434343"/>
       <w:sz w:val="28"/>
       <w:szCs w:val="28"/>
@@ -156,6 +160,7 @@
     </w:pPr>
     <w:rPr>
       <w:i w:val="1"/>
+      <w:iCs w:val="1"/>
       <w:color w:val="666666"/>
       <w:sz w:val="22"/>
       <w:szCs w:val="22"/>
@@ -189,6 +194,7 @@
     <w:rPr>
       <w:rFonts w:ascii="Arial" w:cs="Arial" w:eastAsia="Arial" w:hAnsi="Arial"/>
       <w:i w:val="0"/>
+      <w:iCs w:val="0"/>
       <w:color w:val="666666"/>
       <w:sz w:val="30"/>
       <w:szCs w:val="30"/>
